--- a/plan bestanden/Plan van aanpak.docx
+++ b/plan bestanden/Plan van aanpak.docx
@@ -5,11 +5,673 @@
     <w:p>
       <w:pPr>
         <w:pStyle w:val="Title"/>
+        <w:rPr>
+          <w:rFonts w:hint="eastAsia"/>
+        </w:rPr>
       </w:pPr>
       <w:r>
         <w:t>Plan van aanpak</w:t>
       </w:r>
-    </w:p>
+      <w:r>
+        <w:t xml:space="preserve"> – Hendrik Hog</w:t>
+      </w:r>
+      <w:r>
+        <w:t>endijk</w:t>
+      </w:r>
+    </w:p>
+    <w:p>
+      <w:pPr>
+        <w:pStyle w:val="Heading1"/>
+        <w:rPr>
+          <w:rFonts w:hint="eastAsia"/>
+        </w:rPr>
+      </w:pPr>
+      <w:r>
+        <w:t>Onderzoeksvragen</w:t>
+      </w:r>
+    </w:p>
+    <w:p>
+      <w:r>
+        <w:rPr>
+          <w:b/>
+          <w:sz w:val="28"/>
+          <w:szCs w:val="28"/>
+        </w:rPr>
+        <w:t>Wat is de huisstijl van de website?</w:t>
+      </w:r>
+      <w:r>
+        <w:br/>
+      </w:r>
+      <w:r>
+        <w:t xml:space="preserve">Er moet </w:t>
+      </w:r>
+      <w:r>
+        <w:t xml:space="preserve">onderzoek </w:t>
+      </w:r>
+      <w:r>
+        <w:t xml:space="preserve">gedaan worden </w:t>
+      </w:r>
+      <w:r>
+        <w:t>welke</w:t>
+      </w:r>
+      <w:r>
+        <w:t xml:space="preserve"> </w:t>
+      </w:r>
+      <w:r>
+        <w:t xml:space="preserve">kleuren en </w:t>
+      </w:r>
+      <w:r>
+        <w:t xml:space="preserve">letter </w:t>
+      </w:r>
+      <w:r>
+        <w:t xml:space="preserve">types </w:t>
+      </w:r>
+      <w:r>
+        <w:t xml:space="preserve">we gaan </w:t>
+      </w:r>
+      <w:r>
+        <w:t xml:space="preserve">gebruiken voor </w:t>
+      </w:r>
+      <w:r>
+        <w:t xml:space="preserve">het </w:t>
+      </w:r>
+      <w:r>
+        <w:t xml:space="preserve">design van </w:t>
+      </w:r>
+      <w:r>
+        <w:t xml:space="preserve">de </w:t>
+      </w:r>
+      <w:r>
+        <w:t>website.</w:t>
+      </w:r>
+      <w:r>
+        <w:br/>
+      </w:r>
+      <w:r>
+        <w:br/>
+      </w:r>
+      <w:r>
+        <w:rPr>
+          <w:b/>
+          <w:sz w:val="28"/>
+          <w:szCs w:val="28"/>
+        </w:rPr>
+        <w:t>Wat is er goed aan designs van de concurrenten?</w:t>
+      </w:r>
+    </w:p>
+    <w:p>
+      <w:r>
+        <w:t xml:space="preserve">We gaan kijken naar </w:t>
+      </w:r>
+      <w:r>
+        <w:t xml:space="preserve">designs </w:t>
+      </w:r>
+      <w:r>
+        <w:t xml:space="preserve">van </w:t>
+      </w:r>
+      <w:r>
+        <w:t xml:space="preserve">andere websites en </w:t>
+      </w:r>
+      <w:r>
+        <w:t xml:space="preserve">dan </w:t>
+      </w:r>
+      <w:r>
+        <w:t>gaan we de</w:t>
+      </w:r>
+      <w:r>
+        <w:t xml:space="preserve"> </w:t>
+      </w:r>
+      <w:r>
+        <w:t xml:space="preserve">dingen </w:t>
+      </w:r>
+      <w:r>
+        <w:t>die goed</w:t>
+      </w:r>
+      <w:r>
+        <w:t xml:space="preserve"> </w:t>
+      </w:r>
+      <w:r>
+        <w:t xml:space="preserve">zijn overnemen om </w:t>
+      </w:r>
+      <w:r>
+        <w:t xml:space="preserve">in onze </w:t>
+      </w:r>
+      <w:r>
+        <w:t xml:space="preserve">website </w:t>
+      </w:r>
+      <w:r>
+        <w:t xml:space="preserve">te </w:t>
+      </w:r>
+      <w:r>
+        <w:t>gebruiken.</w:t>
+      </w:r>
+    </w:p>
+    <w:p>
+      <w:pPr>
+        <w:rPr>
+          <w:b/>
+          <w:sz w:val="22"/>
+          <w:szCs w:val="22"/>
+        </w:rPr>
+      </w:pPr>
+      <w:r>
+        <w:rPr>
+          <w:b/>
+          <w:sz w:val="28"/>
+          <w:szCs w:val="28"/>
+          <w:lang w:val="en-GB"/>
+        </w:rPr>
+        <w:t xml:space="preserve">Wat is </w:t>
+      </w:r>
+      <w:r>
+        <w:rPr>
+          <w:b/>
+          <w:bCs/>
+          <w:sz w:val="28"/>
+          <w:szCs w:val="28"/>
+          <w:lang w:val="en-GB"/>
+        </w:rPr>
+        <w:t>“</w:t>
+      </w:r>
+      <w:r>
+        <w:rPr>
+          <w:b/>
+          <w:sz w:val="28"/>
+          <w:szCs w:val="28"/>
+          <w:lang w:val="en-GB"/>
+        </w:rPr>
+        <w:t xml:space="preserve">mobile friendly </w:t>
+      </w:r>
+      <w:r>
+        <w:rPr>
+          <w:b/>
+          <w:bCs/>
+          <w:sz w:val="28"/>
+          <w:szCs w:val="28"/>
+          <w:lang w:val="en-GB"/>
+        </w:rPr>
+        <w:t>design”?</w:t>
+      </w:r>
+      <w:r>
+        <w:br/>
+      </w:r>
+      <w:r>
+        <w:br/>
+      </w:r>
+      <w:r>
+        <w:rPr>
+          <w:sz w:val="22"/>
+          <w:szCs w:val="22"/>
+          <w:lang w:val="en-GB"/>
+        </w:rPr>
+        <w:t xml:space="preserve">We gaan </w:t>
+      </w:r>
+      <w:r>
+        <w:rPr>
+          <w:sz w:val="22"/>
+          <w:szCs w:val="22"/>
+          <w:lang w:val="en-GB"/>
+        </w:rPr>
+        <w:t xml:space="preserve">onderzoek </w:t>
+      </w:r>
+      <w:r>
+        <w:rPr>
+          <w:sz w:val="22"/>
+          <w:szCs w:val="22"/>
+          <w:lang w:val="en-GB"/>
+        </w:rPr>
+        <w:t>doen</w:t>
+      </w:r>
+      <w:r>
+        <w:rPr>
+          <w:sz w:val="22"/>
+          <w:szCs w:val="22"/>
+          <w:lang w:val="en-GB"/>
+        </w:rPr>
+        <w:t xml:space="preserve"> naar wat een goede </w:t>
+      </w:r>
+      <w:r>
+        <w:rPr>
+          <w:sz w:val="22"/>
+          <w:szCs w:val="22"/>
+          <w:lang w:val="en-GB"/>
+        </w:rPr>
+        <w:t xml:space="preserve">mobile friendly design is door </w:t>
+      </w:r>
+      <w:r>
+        <w:rPr>
+          <w:sz w:val="22"/>
+          <w:szCs w:val="22"/>
+          <w:lang w:val="en-GB"/>
+        </w:rPr>
+        <w:t xml:space="preserve">te </w:t>
+      </w:r>
+      <w:r>
+        <w:rPr>
+          <w:sz w:val="22"/>
+          <w:szCs w:val="22"/>
+          <w:lang w:val="en-GB"/>
+        </w:rPr>
+        <w:t xml:space="preserve">kijken hoe onze concurenten  </w:t>
+      </w:r>
+      <w:r>
+        <w:rPr>
+          <w:sz w:val="22"/>
+          <w:szCs w:val="22"/>
+          <w:lang w:val="en-GB"/>
+        </w:rPr>
+        <w:t xml:space="preserve">de website </w:t>
+      </w:r>
+      <w:r>
+        <w:rPr>
+          <w:sz w:val="22"/>
+          <w:szCs w:val="22"/>
+          <w:lang w:val="en-GB"/>
+        </w:rPr>
+        <w:t>laten zien op telefoon.</w:t>
+      </w:r>
+    </w:p>
+    <w:p>
+      <w:pPr>
+        <w:rPr>
+          <w:b/>
+          <w:sz w:val="32"/>
+          <w:szCs w:val="32"/>
+        </w:rPr>
+      </w:pPr>
+    </w:p>
+    <w:p>
+      <w:pPr>
+        <w:rPr>
+          <w:b/>
+          <w:sz w:val="32"/>
+          <w:szCs w:val="32"/>
+        </w:rPr>
+      </w:pPr>
+    </w:p>
+    <w:p>
+      <w:pPr>
+        <w:pStyle w:val="Heading1"/>
+        <w:rPr>
+          <w:rFonts w:hint="eastAsia"/>
+        </w:rPr>
+      </w:pPr>
+      <w:r>
+        <w:t>Overzicht producten</w:t>
+      </w:r>
+    </w:p>
+    <w:p>
+      <w:r>
+        <w:t>Website :</w:t>
+      </w:r>
+    </w:p>
+    <w:p>
+      <w:pPr>
+        <w:pStyle w:val="ListParagraph"/>
+        <w:numPr>
+          <w:ilvl w:val="0"/>
+          <w:numId w:val="1"/>
+        </w:numPr>
+      </w:pPr>
+      <w:r>
+        <w:t>Res</w:t>
+      </w:r>
+      <w:r>
+        <w:t xml:space="preserve">ponsive voor desktop en mobiel </w:t>
+      </w:r>
+    </w:p>
+    <w:p>
+      <w:pPr>
+        <w:pStyle w:val="ListParagraph"/>
+        <w:numPr>
+          <w:ilvl w:val="0"/>
+          <w:numId w:val="1"/>
+        </w:numPr>
+      </w:pPr>
+      <w:r>
+        <w:t>Goed te lezen</w:t>
+      </w:r>
+      <w:r>
+        <w:t xml:space="preserve"> en </w:t>
+      </w:r>
+      <w:r>
+        <w:t xml:space="preserve">duidelijk </w:t>
+      </w:r>
+      <w:r>
+        <w:t>waar de website over gaat</w:t>
+      </w:r>
+      <w:r>
+        <w:t xml:space="preserve"> </w:t>
+      </w:r>
+    </w:p>
+    <w:p>
+      <w:pPr>
+        <w:pStyle w:val="ListParagraph"/>
+        <w:numPr>
+          <w:ilvl w:val="0"/>
+          <w:numId w:val="1"/>
+        </w:numPr>
+      </w:pPr>
+      <w:r>
+        <w:t xml:space="preserve">Contact gegevens </w:t>
+      </w:r>
+      <w:r>
+        <w:t>makkelijk te vinden</w:t>
+      </w:r>
+    </w:p>
+    <w:p>
+      <w:pPr>
+        <w:pStyle w:val="ListParagraph"/>
+        <w:numPr>
+          <w:ilvl w:val="0"/>
+          <w:numId w:val="1"/>
+        </w:numPr>
+      </w:pPr>
+      <w:r>
+        <w:t xml:space="preserve">Plaats voor recensies met </w:t>
+      </w:r>
+      <w:r>
+        <w:t>foto’s</w:t>
+      </w:r>
+    </w:p>
+    <w:p>
+      <w:pPr>
+        <w:pStyle w:val="ListParagraph"/>
+        <w:numPr>
+          <w:ilvl w:val="0"/>
+          <w:numId w:val="1"/>
+        </w:numPr>
+      </w:pPr>
+      <w:r>
+        <w:t xml:space="preserve">Gericht </w:t>
+      </w:r>
+      <w:r>
+        <w:t xml:space="preserve">op </w:t>
+      </w:r>
+      <w:r>
+        <w:t xml:space="preserve">een </w:t>
+      </w:r>
+      <w:r>
+        <w:t xml:space="preserve">volwassenen/oudere </w:t>
+      </w:r>
+      <w:r>
+        <w:t>doelgroep</w:t>
+      </w:r>
+    </w:p>
+    <w:p>
+      <w:pPr>
+        <w:pStyle w:val="ListParagraph"/>
+        <w:numPr>
+          <w:ilvl w:val="0"/>
+          <w:numId w:val="1"/>
+        </w:numPr>
+      </w:pPr>
+      <w:r>
+        <w:t xml:space="preserve">Slideshow met </w:t>
+      </w:r>
+      <w:r>
+        <w:t xml:space="preserve">zijn </w:t>
+      </w:r>
+      <w:r>
+        <w:t xml:space="preserve">foto’s van de </w:t>
+      </w:r>
+      <w:r>
+        <w:t>notion</w:t>
+      </w:r>
+    </w:p>
+    <w:p>
+      <w:pPr>
+        <w:pStyle w:val="ListParagraph"/>
+      </w:pPr>
+    </w:p>
+    <w:p>
+      <w:pPr>
+        <w:pStyle w:val="Heading1"/>
+        <w:rPr>
+          <w:rFonts w:hint="eastAsia"/>
+        </w:rPr>
+      </w:pPr>
+      <w:r>
+        <w:t>Activiteiten overzicht</w:t>
+      </w:r>
+    </w:p>
+    <w:p>
+      <w:pPr>
+        <w:pStyle w:val="ListParagraph"/>
+        <w:numPr>
+          <w:ilvl w:val="0"/>
+          <w:numId w:val="2"/>
+        </w:numPr>
+      </w:pPr>
+      <w:r>
+        <w:t>Plannen</w:t>
+      </w:r>
+      <w:r>
+        <w:t xml:space="preserve"> (evt. met Trello?)</w:t>
+      </w:r>
+    </w:p>
+    <w:p>
+      <w:pPr>
+        <w:pStyle w:val="ListParagraph"/>
+        <w:numPr>
+          <w:ilvl w:val="0"/>
+          <w:numId w:val="2"/>
+        </w:numPr>
+      </w:pPr>
+      <w:r>
+        <w:t>Concurrentie onderzoek</w:t>
+      </w:r>
+    </w:p>
+    <w:p>
+      <w:pPr>
+        <w:pStyle w:val="ListParagraph"/>
+        <w:numPr>
+          <w:ilvl w:val="0"/>
+          <w:numId w:val="2"/>
+        </w:numPr>
+      </w:pPr>
+      <w:r>
+        <w:t>Mobile websites onderzoek</w:t>
+      </w:r>
+    </w:p>
+    <w:p>
+      <w:pPr>
+        <w:pStyle w:val="ListParagraph"/>
+        <w:numPr>
+          <w:ilvl w:val="0"/>
+          <w:numId w:val="2"/>
+        </w:numPr>
+      </w:pPr>
+      <w:r>
+        <w:t>Wireframe maken</w:t>
+      </w:r>
+    </w:p>
+    <w:p>
+      <w:pPr>
+        <w:pStyle w:val="ListParagraph"/>
+        <w:numPr>
+          <w:ilvl w:val="0"/>
+          <w:numId w:val="2"/>
+        </w:numPr>
+      </w:pPr>
+      <w:r>
+        <w:t>Prototypes (2 voor desktop, 2 voor mobile)</w:t>
+      </w:r>
+    </w:p>
+    <w:p>
+      <w:pPr>
+        <w:pStyle w:val="Heading1"/>
+        <w:rPr>
+          <w:rFonts w:hint="eastAsia"/>
+        </w:rPr>
+      </w:pPr>
+      <w:r>
+        <w:t>Organisatie en taakverdeling</w:t>
+      </w:r>
+    </w:p>
+    <w:tbl>
+      <w:tblPr>
+        <w:tblStyle w:val="PlainTable3"/>
+        <w:tblW w:w="9301" w:type="dxa"/>
+        <w:tblLook w:val="0220" w:firstRow="1" w:lastRow="0" w:firstColumn="0" w:lastColumn="0" w:noHBand="1" w:noVBand="0"/>
+      </w:tblPr>
+      <w:tblGrid>
+        <w:gridCol w:w="3100"/>
+        <w:gridCol w:w="3100"/>
+        <w:gridCol w:w="3101"/>
+      </w:tblGrid>
+      <w:tr>
+        <w:trPr>
+          <w:cnfStyle w:val="100000000000" w:firstRow="1" w:lastRow="0" w:firstColumn="0" w:lastColumn="0" w:oddVBand="0" w:evenVBand="0" w:oddHBand="0" w:evenHBand="0" w:firstRowFirstColumn="0" w:firstRowLastColumn="0" w:lastRowFirstColumn="0" w:lastRowLastColumn="0"/>
+          <w:trHeight w:val="446"/>
+        </w:trPr>
+        <w:tc>
+          <w:tcPr>
+            <w:cnfStyle w:val="000010000000" w:firstRow="0" w:lastRow="0" w:firstColumn="0" w:lastColumn="0" w:oddVBand="1" w:evenVBand="0" w:oddHBand="0" w:evenHBand="0" w:firstRowFirstColumn="0" w:firstRowLastColumn="0" w:lastRowFirstColumn="0" w:lastRowLastColumn="0"/>
+            <w:tcW w:w="3100" w:type="dxa"/>
+          </w:tcPr>
+          <w:p>
+            <w:r>
+              <w:t>Marylou</w:t>
+            </w:r>
+          </w:p>
+        </w:tc>
+        <w:tc>
+          <w:tcPr>
+            <w:tcW w:w="3100" w:type="dxa"/>
+          </w:tcPr>
+          <w:p>
+            <w:pPr>
+              <w:cnfStyle w:val="100000000000" w:firstRow="1" w:lastRow="0" w:firstColumn="0" w:lastColumn="0" w:oddVBand="0" w:evenVBand="0" w:oddHBand="0" w:evenHBand="0" w:firstRowFirstColumn="0" w:firstRowLastColumn="0" w:lastRowFirstColumn="0" w:lastRowLastColumn="0"/>
+            </w:pPr>
+            <w:r>
+              <w:t>Sascha</w:t>
+            </w:r>
+          </w:p>
+        </w:tc>
+        <w:tc>
+          <w:tcPr>
+            <w:cnfStyle w:val="000010000000" w:firstRow="0" w:lastRow="0" w:firstColumn="0" w:lastColumn="0" w:oddVBand="1" w:evenVBand="0" w:oddHBand="0" w:evenHBand="0" w:firstRowFirstColumn="0" w:firstRowLastColumn="0" w:lastRowFirstColumn="0" w:lastRowLastColumn="0"/>
+            <w:tcW w:w="3101" w:type="dxa"/>
+          </w:tcPr>
+          <w:p>
+            <w:r>
+              <w:t>Thomas</w:t>
+            </w:r>
+          </w:p>
+        </w:tc>
+      </w:tr>
+      <w:tr>
+        <w:trPr>
+          <w:trHeight w:val="446"/>
+        </w:trPr>
+        <w:tc>
+          <w:tcPr>
+            <w:cnfStyle w:val="000010000000" w:firstRow="0" w:lastRow="0" w:firstColumn="0" w:lastColumn="0" w:oddVBand="1" w:evenVBand="0" w:oddHBand="0" w:evenHBand="0" w:firstRowFirstColumn="0" w:firstRowLastColumn="0" w:lastRowFirstColumn="0" w:lastRowLastColumn="0"/>
+            <w:tcW w:w="3100" w:type="dxa"/>
+          </w:tcPr>
+          <w:p/>
+        </w:tc>
+        <w:tc>
+          <w:tcPr>
+            <w:tcW w:w="3100" w:type="dxa"/>
+          </w:tcPr>
+          <w:p>
+            <w:pPr>
+              <w:cnfStyle w:val="000000000000" w:firstRow="0" w:lastRow="0" w:firstColumn="0" w:lastColumn="0" w:oddVBand="0" w:evenVBand="0" w:oddHBand="0" w:evenHBand="0" w:firstRowFirstColumn="0" w:firstRowLastColumn="0" w:lastRowFirstColumn="0" w:lastRowLastColumn="0"/>
+            </w:pPr>
+          </w:p>
+        </w:tc>
+        <w:tc>
+          <w:tcPr>
+            <w:cnfStyle w:val="000010000000" w:firstRow="0" w:lastRow="0" w:firstColumn="0" w:lastColumn="0" w:oddVBand="1" w:evenVBand="0" w:oddHBand="0" w:evenHBand="0" w:firstRowFirstColumn="0" w:firstRowLastColumn="0" w:lastRowFirstColumn="0" w:lastRowLastColumn="0"/>
+            <w:tcW w:w="3101" w:type="dxa"/>
+          </w:tcPr>
+          <w:p/>
+        </w:tc>
+      </w:tr>
+      <w:tr>
+        <w:trPr>
+          <w:trHeight w:val="465"/>
+        </w:trPr>
+        <w:tc>
+          <w:tcPr>
+            <w:cnfStyle w:val="000010000000" w:firstRow="0" w:lastRow="0" w:firstColumn="0" w:lastColumn="0" w:oddVBand="1" w:evenVBand="0" w:oddHBand="0" w:evenHBand="0" w:firstRowFirstColumn="0" w:firstRowLastColumn="0" w:lastRowFirstColumn="0" w:lastRowLastColumn="0"/>
+            <w:tcW w:w="3100" w:type="dxa"/>
+          </w:tcPr>
+          <w:p>
+            <w:r>
+              <w:t>ook</w:t>
+            </w:r>
+          </w:p>
+        </w:tc>
+        <w:tc>
+          <w:tcPr>
+            <w:tcW w:w="3100" w:type="dxa"/>
+          </w:tcPr>
+          <w:p>
+            <w:pPr>
+              <w:cnfStyle w:val="000000000000" w:firstRow="0" w:lastRow="0" w:firstColumn="0" w:lastColumn="0" w:oddVBand="0" w:evenVBand="0" w:oddHBand="0" w:evenHBand="0" w:firstRowFirstColumn="0" w:firstRowLastColumn="0" w:lastRowFirstColumn="0" w:lastRowLastColumn="0"/>
+            </w:pPr>
+            <w:r>
+              <w:t>op</w:t>
+            </w:r>
+          </w:p>
+        </w:tc>
+        <w:tc>
+          <w:tcPr>
+            <w:cnfStyle w:val="000010000000" w:firstRow="0" w:lastRow="0" w:firstColumn="0" w:lastColumn="0" w:oddVBand="1" w:evenVBand="0" w:oddHBand="0" w:evenHBand="0" w:firstRowFirstColumn="0" w:firstRowLastColumn="0" w:lastRowFirstColumn="0" w:lastRowLastColumn="0"/>
+            <w:tcW w:w="3101" w:type="dxa"/>
+          </w:tcPr>
+          <w:p>
+            <w:r>
+              <w:t>Trello :)</w:t>
+            </w:r>
+          </w:p>
+        </w:tc>
+      </w:tr>
+    </w:tbl>
+    <w:p/>
+    <w:p>
+      <w:pPr>
+        <w:pStyle w:val="Heading1"/>
+        <w:rPr>
+          <w:rFonts w:hint="eastAsia"/>
+        </w:rPr>
+      </w:pPr>
+      <w:r>
+        <w:t>Risicoanalyse</w:t>
+      </w:r>
+    </w:p>
+    <w:p>
+      <w:r>
+        <w:t>Afwezigheid</w:t>
+      </w:r>
+      <w:r>
+        <w:t>. Goed met elkaar bespreken</w:t>
+      </w:r>
+      <w:r>
+        <w:t>.</w:t>
+      </w:r>
+    </w:p>
+    <w:p>
+      <w:pPr>
+        <w:pStyle w:val="Heading1"/>
+        <w:rPr>
+          <w:rFonts w:hint="eastAsia"/>
+        </w:rPr>
+      </w:pPr>
+      <w:r>
+        <w:t>Planning</w:t>
+      </w:r>
+    </w:p>
+    <w:p>
+      <w:r>
+        <w:t>Op Trello</w:t>
+      </w:r>
+    </w:p>
+    <w:p/>
+    <w:p/>
     <w:sectPr>
       <w:pgSz w:w="11906" w:h="16838"/>
       <w:pgMar w:top="1440" w:right="1440" w:bottom="1440" w:left="1440" w:header="708" w:footer="708" w:gutter="0"/>
@@ -20,6 +682,357 @@
 </w:document>
 </file>
 
+<file path=word/numbering.xml><?xml version="1.0" encoding="utf-8"?>
+<w:numbering xmlns:wpc="http://schemas.microsoft.com/office/word/2010/wordprocessingCanvas" xmlns:cx="http://schemas.microsoft.com/office/drawing/2014/chartex" xmlns:cx1="http://schemas.microsoft.com/office/drawing/2015/9/8/chartex" xmlns:cx2="http://schemas.microsoft.com/office/drawing/2015/10/21/chartex" xmlns:cx3="http://schemas.microsoft.com/office/drawing/2016/5/9/chartex" xmlns:cx4="http://schemas.microsoft.com/office/drawing/2016/5/10/chartex" xmlns:cx5="http://schemas.microsoft.com/office/drawing/2016/5/11/chartex" xmlns:cx6="http://schemas.microsoft.com/office/drawing/2016/5/12/chartex" xmlns:cx7="http://schemas.microsoft.com/office/drawing/2016/5/13/chartex" xmlns:cx8="http://schemas.microsoft.com/office/drawing/2016/5/14/chartex" xmlns:mc="http://schemas.openxmlformats.org/markup-compatibility/2006" xmlns:aink="http://schemas.microsoft.com/office/drawing/2016/ink" xmlns:am3d="http://schemas.microsoft.com/office/drawing/2017/model3d" xmlns:o="urn:schemas-microsoft-com:office:office" xmlns:oel="http://schemas.microsoft.com/office/2019/extlst" xmlns:r="http://schemas.openxmlformats.org/officeDocument/2006/relationships" xmlns:m="http://schemas.openxmlformats.org/officeDocument/2006/math" xmlns:v="urn:schemas-microsoft-com:vml" xmlns:wp14="http://schemas.microsoft.com/office/word/2010/wordprocessingDrawing" xmlns:wp="http://schemas.openxmlformats.org/drawingml/2006/wordprocessingDrawing" xmlns:w10="urn:schemas-microsoft-com:office:word" xmlns:w="http://schemas.openxmlformats.org/wordprocessingml/2006/main" xmlns:w14="http://schemas.microsoft.com/office/word/2010/wordml" xmlns:w15="http://schemas.microsoft.com/office/word/2012/wordml" xmlns:w16cex="http://schemas.microsoft.com/office/word/2018/wordml/cex" xmlns:w16cid="http://schemas.microsoft.com/office/word/2016/wordml/cid" xmlns:w16="http://schemas.microsoft.com/office/word/2018/wordml" xmlns:w16du="http://schemas.microsoft.com/office/word/2023/wordml/word16du" xmlns:w16sdtdh="http://schemas.microsoft.com/office/word/2020/wordml/sdtdatahash" xmlns:w16sdtfl="http://schemas.microsoft.com/office/word/2024/wordml/sdtformatlock" xmlns:w16se="http://schemas.microsoft.com/office/word/2015/wordml/symex" xmlns:wpg="http://schemas.microsoft.com/office/word/2010/wordprocessingGroup" xmlns:wpi="http://schemas.microsoft.com/office/word/2010/wordprocessingInk" xmlns:wne="http://schemas.microsoft.com/office/word/2006/wordml" xmlns:wps="http://schemas.microsoft.com/office/word/2010/wordprocessingShape" mc:Ignorable="w14 w15 w16se w16cid w16 w16cex w16sdtdh w16sdtfl w16du wp14">
+  <w:abstractNum w:abstractNumId="0" w15:restartNumberingAfterBreak="0">
+    <w:nsid w:val="02CE4403"/>
+    <w:multiLevelType w:val="hybridMultilevel"/>
+    <w:tmpl w:val="4BB2765A"/>
+    <w:lvl w:ilvl="0" w:tplc="D90647A0">
+      <w:numFmt w:val="bullet"/>
+      <w:lvlText w:val="-"/>
+      <w:lvlJc w:val="left"/>
+      <w:pPr>
+        <w:ind w:left="720" w:hanging="360"/>
+      </w:pPr>
+      <w:rPr>
+        <w:rFonts w:ascii="Aptos" w:eastAsiaTheme="minorHAnsi" w:hAnsi="Aptos" w:cstheme="minorBidi" w:hint="default"/>
+      </w:rPr>
+    </w:lvl>
+    <w:lvl w:ilvl="1" w:tplc="20000003" w:tentative="1">
+      <w:start w:val="1"/>
+      <w:numFmt w:val="bullet"/>
+      <w:lvlText w:val="o"/>
+      <w:lvlJc w:val="left"/>
+      <w:pPr>
+        <w:ind w:left="1440" w:hanging="360"/>
+      </w:pPr>
+      <w:rPr>
+        <w:rFonts w:ascii="Courier New" w:hAnsi="Courier New" w:cs="Courier New" w:hint="default"/>
+      </w:rPr>
+    </w:lvl>
+    <w:lvl w:ilvl="2" w:tplc="20000005" w:tentative="1">
+      <w:start w:val="1"/>
+      <w:numFmt w:val="bullet"/>
+      <w:lvlText w:val=""/>
+      <w:lvlJc w:val="left"/>
+      <w:pPr>
+        <w:ind w:left="2160" w:hanging="360"/>
+      </w:pPr>
+      <w:rPr>
+        <w:rFonts w:ascii="Wingdings" w:hAnsi="Wingdings" w:hint="default"/>
+      </w:rPr>
+    </w:lvl>
+    <w:lvl w:ilvl="3" w:tplc="20000001" w:tentative="1">
+      <w:start w:val="1"/>
+      <w:numFmt w:val="bullet"/>
+      <w:lvlText w:val=""/>
+      <w:lvlJc w:val="left"/>
+      <w:pPr>
+        <w:ind w:left="2880" w:hanging="360"/>
+      </w:pPr>
+      <w:rPr>
+        <w:rFonts w:ascii="Symbol" w:hAnsi="Symbol" w:hint="default"/>
+      </w:rPr>
+    </w:lvl>
+    <w:lvl w:ilvl="4" w:tplc="20000003" w:tentative="1">
+      <w:start w:val="1"/>
+      <w:numFmt w:val="bullet"/>
+      <w:lvlText w:val="o"/>
+      <w:lvlJc w:val="left"/>
+      <w:pPr>
+        <w:ind w:left="3600" w:hanging="360"/>
+      </w:pPr>
+      <w:rPr>
+        <w:rFonts w:ascii="Courier New" w:hAnsi="Courier New" w:cs="Courier New" w:hint="default"/>
+      </w:rPr>
+    </w:lvl>
+    <w:lvl w:ilvl="5" w:tplc="20000005" w:tentative="1">
+      <w:start w:val="1"/>
+      <w:numFmt w:val="bullet"/>
+      <w:lvlText w:val=""/>
+      <w:lvlJc w:val="left"/>
+      <w:pPr>
+        <w:ind w:left="4320" w:hanging="360"/>
+      </w:pPr>
+      <w:rPr>
+        <w:rFonts w:ascii="Wingdings" w:hAnsi="Wingdings" w:hint="default"/>
+      </w:rPr>
+    </w:lvl>
+    <w:lvl w:ilvl="6" w:tplc="20000001" w:tentative="1">
+      <w:start w:val="1"/>
+      <w:numFmt w:val="bullet"/>
+      <w:lvlText w:val=""/>
+      <w:lvlJc w:val="left"/>
+      <w:pPr>
+        <w:ind w:left="5040" w:hanging="360"/>
+      </w:pPr>
+      <w:rPr>
+        <w:rFonts w:ascii="Symbol" w:hAnsi="Symbol" w:hint="default"/>
+      </w:rPr>
+    </w:lvl>
+    <w:lvl w:ilvl="7" w:tplc="20000003" w:tentative="1">
+      <w:start w:val="1"/>
+      <w:numFmt w:val="bullet"/>
+      <w:lvlText w:val="o"/>
+      <w:lvlJc w:val="left"/>
+      <w:pPr>
+        <w:ind w:left="5760" w:hanging="360"/>
+      </w:pPr>
+      <w:rPr>
+        <w:rFonts w:ascii="Courier New" w:hAnsi="Courier New" w:cs="Courier New" w:hint="default"/>
+      </w:rPr>
+    </w:lvl>
+    <w:lvl w:ilvl="8" w:tplc="20000005" w:tentative="1">
+      <w:start w:val="1"/>
+      <w:numFmt w:val="bullet"/>
+      <w:lvlText w:val=""/>
+      <w:lvlJc w:val="left"/>
+      <w:pPr>
+        <w:ind w:left="6480" w:hanging="360"/>
+      </w:pPr>
+      <w:rPr>
+        <w:rFonts w:ascii="Wingdings" w:hAnsi="Wingdings" w:hint="default"/>
+      </w:rPr>
+    </w:lvl>
+  </w:abstractNum>
+  <w:abstractNum w:abstractNumId="1" w15:restartNumberingAfterBreak="0">
+    <w:nsid w:val="54A86790"/>
+    <w:multiLevelType w:val="hybridMultilevel"/>
+    <w:tmpl w:val="5A3AC278"/>
+    <w:lvl w:ilvl="0" w:tplc="ED7C66E8">
+      <w:numFmt w:val="bullet"/>
+      <w:lvlText w:val="-"/>
+      <w:lvlJc w:val="left"/>
+      <w:pPr>
+        <w:ind w:left="720" w:hanging="360"/>
+      </w:pPr>
+      <w:rPr>
+        <w:rFonts w:ascii="Aptos" w:eastAsiaTheme="minorHAnsi" w:hAnsi="Aptos" w:cstheme="minorBidi" w:hint="default"/>
+      </w:rPr>
+    </w:lvl>
+    <w:lvl w:ilvl="1" w:tplc="20000003" w:tentative="1">
+      <w:start w:val="1"/>
+      <w:numFmt w:val="bullet"/>
+      <w:lvlText w:val="o"/>
+      <w:lvlJc w:val="left"/>
+      <w:pPr>
+        <w:ind w:left="1440" w:hanging="360"/>
+      </w:pPr>
+      <w:rPr>
+        <w:rFonts w:ascii="Courier New" w:hAnsi="Courier New" w:cs="Courier New" w:hint="default"/>
+      </w:rPr>
+    </w:lvl>
+    <w:lvl w:ilvl="2" w:tplc="20000005" w:tentative="1">
+      <w:start w:val="1"/>
+      <w:numFmt w:val="bullet"/>
+      <w:lvlText w:val=""/>
+      <w:lvlJc w:val="left"/>
+      <w:pPr>
+        <w:ind w:left="2160" w:hanging="360"/>
+      </w:pPr>
+      <w:rPr>
+        <w:rFonts w:ascii="Wingdings" w:hAnsi="Wingdings" w:hint="default"/>
+      </w:rPr>
+    </w:lvl>
+    <w:lvl w:ilvl="3" w:tplc="20000001" w:tentative="1">
+      <w:start w:val="1"/>
+      <w:numFmt w:val="bullet"/>
+      <w:lvlText w:val=""/>
+      <w:lvlJc w:val="left"/>
+      <w:pPr>
+        <w:ind w:left="2880" w:hanging="360"/>
+      </w:pPr>
+      <w:rPr>
+        <w:rFonts w:ascii="Symbol" w:hAnsi="Symbol" w:hint="default"/>
+      </w:rPr>
+    </w:lvl>
+    <w:lvl w:ilvl="4" w:tplc="20000003" w:tentative="1">
+      <w:start w:val="1"/>
+      <w:numFmt w:val="bullet"/>
+      <w:lvlText w:val="o"/>
+      <w:lvlJc w:val="left"/>
+      <w:pPr>
+        <w:ind w:left="3600" w:hanging="360"/>
+      </w:pPr>
+      <w:rPr>
+        <w:rFonts w:ascii="Courier New" w:hAnsi="Courier New" w:cs="Courier New" w:hint="default"/>
+      </w:rPr>
+    </w:lvl>
+    <w:lvl w:ilvl="5" w:tplc="20000005" w:tentative="1">
+      <w:start w:val="1"/>
+      <w:numFmt w:val="bullet"/>
+      <w:lvlText w:val=""/>
+      <w:lvlJc w:val="left"/>
+      <w:pPr>
+        <w:ind w:left="4320" w:hanging="360"/>
+      </w:pPr>
+      <w:rPr>
+        <w:rFonts w:ascii="Wingdings" w:hAnsi="Wingdings" w:hint="default"/>
+      </w:rPr>
+    </w:lvl>
+    <w:lvl w:ilvl="6" w:tplc="20000001" w:tentative="1">
+      <w:start w:val="1"/>
+      <w:numFmt w:val="bullet"/>
+      <w:lvlText w:val=""/>
+      <w:lvlJc w:val="left"/>
+      <w:pPr>
+        <w:ind w:left="5040" w:hanging="360"/>
+      </w:pPr>
+      <w:rPr>
+        <w:rFonts w:ascii="Symbol" w:hAnsi="Symbol" w:hint="default"/>
+      </w:rPr>
+    </w:lvl>
+    <w:lvl w:ilvl="7" w:tplc="20000003" w:tentative="1">
+      <w:start w:val="1"/>
+      <w:numFmt w:val="bullet"/>
+      <w:lvlText w:val="o"/>
+      <w:lvlJc w:val="left"/>
+      <w:pPr>
+        <w:ind w:left="5760" w:hanging="360"/>
+      </w:pPr>
+      <w:rPr>
+        <w:rFonts w:ascii="Courier New" w:hAnsi="Courier New" w:cs="Courier New" w:hint="default"/>
+      </w:rPr>
+    </w:lvl>
+    <w:lvl w:ilvl="8" w:tplc="20000005" w:tentative="1">
+      <w:start w:val="1"/>
+      <w:numFmt w:val="bullet"/>
+      <w:lvlText w:val=""/>
+      <w:lvlJc w:val="left"/>
+      <w:pPr>
+        <w:ind w:left="6480" w:hanging="360"/>
+      </w:pPr>
+      <w:rPr>
+        <w:rFonts w:ascii="Wingdings" w:hAnsi="Wingdings" w:hint="default"/>
+      </w:rPr>
+    </w:lvl>
+  </w:abstractNum>
+  <w:abstractNum w:abstractNumId="2" w15:restartNumberingAfterBreak="0">
+    <w:nsid w:val="5D84931D"/>
+    <w:multiLevelType w:val="hybridMultilevel"/>
+    <w:tmpl w:val="FFFFFFFF"/>
+    <w:lvl w:ilvl="0" w:tplc="72802AC4">
+      <w:start w:val="1"/>
+      <w:numFmt w:val="bullet"/>
+      <w:lvlText w:val=""/>
+      <w:lvlJc w:val="left"/>
+      <w:pPr>
+        <w:ind w:left="720" w:hanging="360"/>
+      </w:pPr>
+      <w:rPr>
+        <w:rFonts w:ascii="Symbol" w:hAnsi="Symbol" w:hint="default"/>
+      </w:rPr>
+    </w:lvl>
+    <w:lvl w:ilvl="1" w:tplc="2A2C5794">
+      <w:start w:val="1"/>
+      <w:numFmt w:val="bullet"/>
+      <w:lvlText w:val="o"/>
+      <w:lvlJc w:val="left"/>
+      <w:pPr>
+        <w:ind w:left="1440" w:hanging="360"/>
+      </w:pPr>
+      <w:rPr>
+        <w:rFonts w:ascii="Courier New" w:hAnsi="Courier New" w:hint="default"/>
+      </w:rPr>
+    </w:lvl>
+    <w:lvl w:ilvl="2" w:tplc="38321EAE">
+      <w:start w:val="1"/>
+      <w:numFmt w:val="bullet"/>
+      <w:lvlText w:val=""/>
+      <w:lvlJc w:val="left"/>
+      <w:pPr>
+        <w:ind w:left="2160" w:hanging="360"/>
+      </w:pPr>
+      <w:rPr>
+        <w:rFonts w:ascii="Wingdings" w:hAnsi="Wingdings" w:hint="default"/>
+      </w:rPr>
+    </w:lvl>
+    <w:lvl w:ilvl="3" w:tplc="79B80C0C">
+      <w:start w:val="1"/>
+      <w:numFmt w:val="bullet"/>
+      <w:lvlText w:val=""/>
+      <w:lvlJc w:val="left"/>
+      <w:pPr>
+        <w:ind w:left="2880" w:hanging="360"/>
+      </w:pPr>
+      <w:rPr>
+        <w:rFonts w:ascii="Symbol" w:hAnsi="Symbol" w:hint="default"/>
+      </w:rPr>
+    </w:lvl>
+    <w:lvl w:ilvl="4" w:tplc="796CB8C6">
+      <w:start w:val="1"/>
+      <w:numFmt w:val="bullet"/>
+      <w:lvlText w:val="o"/>
+      <w:lvlJc w:val="left"/>
+      <w:pPr>
+        <w:ind w:left="3600" w:hanging="360"/>
+      </w:pPr>
+      <w:rPr>
+        <w:rFonts w:ascii="Courier New" w:hAnsi="Courier New" w:hint="default"/>
+      </w:rPr>
+    </w:lvl>
+    <w:lvl w:ilvl="5" w:tplc="3CB8C252">
+      <w:start w:val="1"/>
+      <w:numFmt w:val="bullet"/>
+      <w:lvlText w:val=""/>
+      <w:lvlJc w:val="left"/>
+      <w:pPr>
+        <w:ind w:left="4320" w:hanging="360"/>
+      </w:pPr>
+      <w:rPr>
+        <w:rFonts w:ascii="Wingdings" w:hAnsi="Wingdings" w:hint="default"/>
+      </w:rPr>
+    </w:lvl>
+    <w:lvl w:ilvl="6" w:tplc="6E4CD5C6">
+      <w:start w:val="1"/>
+      <w:numFmt w:val="bullet"/>
+      <w:lvlText w:val=""/>
+      <w:lvlJc w:val="left"/>
+      <w:pPr>
+        <w:ind w:left="5040" w:hanging="360"/>
+      </w:pPr>
+      <w:rPr>
+        <w:rFonts w:ascii="Symbol" w:hAnsi="Symbol" w:hint="default"/>
+      </w:rPr>
+    </w:lvl>
+    <w:lvl w:ilvl="7" w:tplc="CF881566">
+      <w:start w:val="1"/>
+      <w:numFmt w:val="bullet"/>
+      <w:lvlText w:val="o"/>
+      <w:lvlJc w:val="left"/>
+      <w:pPr>
+        <w:ind w:left="5760" w:hanging="360"/>
+      </w:pPr>
+      <w:rPr>
+        <w:rFonts w:ascii="Courier New" w:hAnsi="Courier New" w:hint="default"/>
+      </w:rPr>
+    </w:lvl>
+    <w:lvl w:ilvl="8" w:tplc="46C66B1C">
+      <w:start w:val="1"/>
+      <w:numFmt w:val="bullet"/>
+      <w:lvlText w:val=""/>
+      <w:lvlJc w:val="left"/>
+      <w:pPr>
+        <w:ind w:left="6480" w:hanging="360"/>
+      </w:pPr>
+      <w:rPr>
+        <w:rFonts w:ascii="Wingdings" w:hAnsi="Wingdings" w:hint="default"/>
+      </w:rPr>
+    </w:lvl>
+  </w:abstractNum>
+  <w:num w:numId="1" w16cid:durableId="1804999476">
+    <w:abstractNumId w:val="2"/>
+  </w:num>
+  <w:num w:numId="2" w16cid:durableId="636843091">
+    <w:abstractNumId w:val="0"/>
+  </w:num>
+  <w:num w:numId="3" w16cid:durableId="69811086">
+    <w:abstractNumId w:val="1"/>
+  </w:num>
+</w:numbering>
+</file>
+
 <file path=word/styles.xml><?xml version="1.0" encoding="utf-8"?>
 <w:styles xmlns:mc="http://schemas.openxmlformats.org/markup-compatibility/2006" xmlns:r="http://schemas.openxmlformats.org/officeDocument/2006/relationships" xmlns:w="http://schemas.openxmlformats.org/wordprocessingml/2006/main" xmlns:w14="http://schemas.microsoft.com/office/word/2010/wordml" xmlns:w15="http://schemas.microsoft.com/office/word/2012/wordml" xmlns:w16cex="http://schemas.microsoft.com/office/word/2018/wordml/cex" xmlns:w16cid="http://schemas.microsoft.com/office/word/2016/wordml/cid" xmlns:w16="http://schemas.microsoft.com/office/word/2018/wordml" xmlns:w16du="http://schemas.microsoft.com/office/word/2023/wordml/word16du" xmlns:w16sdtdh="http://schemas.microsoft.com/office/word/2020/wordml/sdtdatahash" xmlns:w16sdtfl="http://schemas.microsoft.com/office/word/2024/wordml/sdtformatlock" xmlns:w16se="http://schemas.microsoft.com/office/word/2015/wordml/symex" mc:Ignorable="w14 w15 w16se w16cid w16 w16cex w16sdtdh w16sdtfl w16du">
   <w:docDefaults>
@@ -29,7 +1042,7 @@
         <w:kern w:val="2"/>
         <w:sz w:val="24"/>
         <w:szCs w:val="24"/>
-        <w:lang w:val="en-NL" w:eastAsia="en-US" w:bidi="ar-SA"/>
+        <w:lang w:val="en-US" w:eastAsia="en-US" w:bidi="ar-SA"/>
         <w14:ligatures w14:val="standardContextual"/>
       </w:rPr>
     </w:rPrDefault>
@@ -420,6 +1433,9 @@
   <w:style w:type="paragraph" w:default="1" w:styleId="Normal">
     <w:name w:val="Normal"/>
     <w:qFormat/>
+    <w:rPr>
+      <w:lang w:val="nl-NL"/>
+    </w:rPr>
   </w:style>
   <w:style w:type="paragraph" w:styleId="Heading1">
     <w:name w:val="heading 1"/>
@@ -936,6 +1952,129 @@
       <w:color w:val="0F4761" w:themeColor="accent1" w:themeShade="BF"/>
       <w:spacing w:val="5"/>
     </w:rPr>
+  </w:style>
+  <w:style w:type="character" w:styleId="Hyperlink">
+    <w:name w:val="Hyperlink"/>
+    <w:basedOn w:val="DefaultParagraphFont"/>
+    <w:uiPriority w:val="99"/>
+    <w:unhideWhenUsed/>
+    <w:rsid w:val="00271539"/>
+    <w:rPr>
+      <w:color w:val="467886"/>
+      <w:u w:val="single"/>
+    </w:rPr>
+  </w:style>
+  <w:style w:type="table" w:styleId="TableGrid">
+    <w:name w:val="Table Grid"/>
+    <w:basedOn w:val="TableNormal"/>
+    <w:uiPriority w:val="39"/>
+    <w:rsid w:val="009A26B3"/>
+    <w:pPr>
+      <w:spacing w:after="0" w:line="240" w:lineRule="auto"/>
+    </w:pPr>
+    <w:tblPr>
+      <w:tblBorders>
+        <w:top w:val="single" w:sz="4" w:space="0" w:color="auto"/>
+        <w:left w:val="single" w:sz="4" w:space="0" w:color="auto"/>
+        <w:bottom w:val="single" w:sz="4" w:space="0" w:color="auto"/>
+        <w:right w:val="single" w:sz="4" w:space="0" w:color="auto"/>
+        <w:insideH w:val="single" w:sz="4" w:space="0" w:color="auto"/>
+        <w:insideV w:val="single" w:sz="4" w:space="0" w:color="auto"/>
+      </w:tblBorders>
+    </w:tblPr>
+  </w:style>
+  <w:style w:type="table" w:styleId="PlainTable3">
+    <w:name w:val="Plain Table 3"/>
+    <w:basedOn w:val="TableNormal"/>
+    <w:uiPriority w:val="43"/>
+    <w:rsid w:val="002360AB"/>
+    <w:pPr>
+      <w:spacing w:after="0" w:line="240" w:lineRule="auto"/>
+    </w:pPr>
+    <w:tblPr>
+      <w:tblStyleRowBandSize w:val="1"/>
+      <w:tblStyleColBandSize w:val="1"/>
+    </w:tblPr>
+    <w:tblStylePr w:type="firstRow">
+      <w:rPr>
+        <w:b/>
+        <w:bCs/>
+        <w:caps/>
+      </w:rPr>
+      <w:tblPr/>
+      <w:tcPr>
+        <w:tcBorders>
+          <w:bottom w:val="single" w:sz="4" w:space="0" w:color="7F7F7F" w:themeColor="text1" w:themeTint="80"/>
+        </w:tcBorders>
+      </w:tcPr>
+    </w:tblStylePr>
+    <w:tblStylePr w:type="lastRow">
+      <w:rPr>
+        <w:b/>
+        <w:bCs/>
+        <w:caps/>
+      </w:rPr>
+      <w:tblPr/>
+      <w:tcPr>
+        <w:tcBorders>
+          <w:top w:val="nil"/>
+        </w:tcBorders>
+      </w:tcPr>
+    </w:tblStylePr>
+    <w:tblStylePr w:type="firstCol">
+      <w:rPr>
+        <w:b/>
+        <w:bCs/>
+        <w:caps/>
+      </w:rPr>
+      <w:tblPr/>
+      <w:tcPr>
+        <w:tcBorders>
+          <w:right w:val="single" w:sz="4" w:space="0" w:color="7F7F7F" w:themeColor="text1" w:themeTint="80"/>
+        </w:tcBorders>
+      </w:tcPr>
+    </w:tblStylePr>
+    <w:tblStylePr w:type="lastCol">
+      <w:rPr>
+        <w:b/>
+        <w:bCs/>
+        <w:caps/>
+      </w:rPr>
+      <w:tblPr/>
+      <w:tcPr>
+        <w:tcBorders>
+          <w:left w:val="nil"/>
+        </w:tcBorders>
+      </w:tcPr>
+    </w:tblStylePr>
+    <w:tblStylePr w:type="band1Vert">
+      <w:tblPr/>
+      <w:tcPr>
+        <w:shd w:val="clear" w:color="auto" w:fill="F2F2F2" w:themeFill="background1" w:themeFillShade="F2"/>
+      </w:tcPr>
+    </w:tblStylePr>
+    <w:tblStylePr w:type="band1Horz">
+      <w:tblPr/>
+      <w:tcPr>
+        <w:shd w:val="clear" w:color="auto" w:fill="F2F2F2" w:themeFill="background1" w:themeFillShade="F2"/>
+      </w:tcPr>
+    </w:tblStylePr>
+    <w:tblStylePr w:type="neCell">
+      <w:tblPr/>
+      <w:tcPr>
+        <w:tcBorders>
+          <w:left w:val="nil"/>
+        </w:tcBorders>
+      </w:tcPr>
+    </w:tblStylePr>
+    <w:tblStylePr w:type="nwCell">
+      <w:tblPr/>
+      <w:tcPr>
+        <w:tcBorders>
+          <w:right w:val="nil"/>
+        </w:tcBorders>
+      </w:tcPr>
+    </w:tblStylePr>
   </w:style>
 </w:styles>
 </file>
@@ -1253,4 +2392,207 @@
     </a:ext>
   </a:extLst>
 </a:theme>
+</file>
+
+<file path=customXml/item1.xml><?xml version="1.0" encoding="utf-8"?>
+<?mso-contentType ?>
+<FormTemplates xmlns="http://schemas.microsoft.com/sharepoint/v3/contenttype/forms">
+  <Display>DocumentLibraryForm</Display>
+  <Edit>DocumentLibraryForm</Edit>
+  <New>DocumentLibraryForm</New>
+</FormTemplates>
+</file>
+
+<file path=customXml/item2.xml><?xml version="1.0" encoding="utf-8"?>
+<ct:contentTypeSchema xmlns:ct="http://schemas.microsoft.com/office/2006/metadata/contentType" xmlns:ma="http://schemas.microsoft.com/office/2006/metadata/properties/metaAttributes" ct:_="" ma:_="" ma:contentTypeName="Document" ma:contentTypeID="0x010100C6586A6716A99A4E8E0A991662B90A37" ma:contentTypeVersion="5" ma:contentTypeDescription="Een nieuw document maken." ma:contentTypeScope="" ma:versionID="aa124a94f767fd3eeaf88ba6094812ae">
+  <xsd:schema xmlns:xsd="http://www.w3.org/2001/XMLSchema" xmlns:xs="http://www.w3.org/2001/XMLSchema" xmlns:p="http://schemas.microsoft.com/office/2006/metadata/properties" xmlns:ns3="3dd3490a-0765-4b50-9eca-84124e9d6e47" targetNamespace="http://schemas.microsoft.com/office/2006/metadata/properties" ma:root="true" ma:fieldsID="55a0a2ce35fe4773facb11dc56bf371f" ns3:_="">
+    <xsd:import namespace="3dd3490a-0765-4b50-9eca-84124e9d6e47"/>
+    <xsd:element name="properties">
+      <xsd:complexType>
+        <xsd:sequence>
+          <xsd:element name="documentManagement">
+            <xsd:complexType>
+              <xsd:all>
+                <xsd:element ref="ns3:MediaServiceDateTaken" minOccurs="0"/>
+                <xsd:element ref="ns3:MediaServiceMetadata" minOccurs="0"/>
+                <xsd:element ref="ns3:MediaServiceFastMetadata" minOccurs="0"/>
+                <xsd:element ref="ns3:MediaServiceSearchProperties" minOccurs="0"/>
+                <xsd:element ref="ns3:_activity" minOccurs="0"/>
+              </xsd:all>
+            </xsd:complexType>
+          </xsd:element>
+        </xsd:sequence>
+      </xsd:complexType>
+    </xsd:element>
+  </xsd:schema>
+  <xsd:schema xmlns:xsd="http://www.w3.org/2001/XMLSchema" xmlns:xs="http://www.w3.org/2001/XMLSchema" xmlns:dms="http://schemas.microsoft.com/office/2006/documentManagement/types" xmlns:pc="http://schemas.microsoft.com/office/infopath/2007/PartnerControls" targetNamespace="3dd3490a-0765-4b50-9eca-84124e9d6e47" elementFormDefault="qualified">
+    <xsd:import namespace="http://schemas.microsoft.com/office/2006/documentManagement/types"/>
+    <xsd:import namespace="http://schemas.microsoft.com/office/infopath/2007/PartnerControls"/>
+    <xsd:element name="MediaServiceDateTaken" ma:index="8" nillable="true" ma:displayName="MediaServiceDateTaken" ma:hidden="true" ma:indexed="true" ma:internalName="MediaServiceDateTaken" ma:readOnly="true">
+      <xsd:simpleType>
+        <xsd:restriction base="dms:Text"/>
+      </xsd:simpleType>
+    </xsd:element>
+    <xsd:element name="MediaServiceMetadata" ma:index="9" nillable="true" ma:displayName="MediaServiceMetadata" ma:hidden="true" ma:internalName="MediaServiceMetadata" ma:readOnly="true">
+      <xsd:simpleType>
+        <xsd:restriction base="dms:Note"/>
+      </xsd:simpleType>
+    </xsd:element>
+    <xsd:element name="MediaServiceFastMetadata" ma:index="10" nillable="true" ma:displayName="MediaServiceFastMetadata" ma:hidden="true" ma:internalName="MediaServiceFastMetadata" ma:readOnly="true">
+      <xsd:simpleType>
+        <xsd:restriction base="dms:Note"/>
+      </xsd:simpleType>
+    </xsd:element>
+    <xsd:element name="MediaServiceSearchProperties" ma:index="11" nillable="true" ma:displayName="MediaServiceSearchProperties" ma:hidden="true" ma:internalName="MediaServiceSearchProperties" ma:readOnly="true">
+      <xsd:simpleType>
+        <xsd:restriction base="dms:Note"/>
+      </xsd:simpleType>
+    </xsd:element>
+    <xsd:element name="_activity" ma:index="12" nillable="true" ma:displayName="_activity" ma:hidden="true" ma:internalName="_activity">
+      <xsd:simpleType>
+        <xsd:restriction base="dms:Note"/>
+      </xsd:simpleType>
+    </xsd:element>
+  </xsd:schema>
+  <xsd:schema xmlns="http://schemas.openxmlformats.org/package/2006/metadata/core-properties" xmlns:xsd="http://www.w3.org/2001/XMLSchema" xmlns:xsi="http://www.w3.org/2001/XMLSchema-instance" xmlns:dc="http://purl.org/dc/elements/1.1/" xmlns:dcterms="http://purl.org/dc/terms/" xmlns:odoc="http://schemas.microsoft.com/internal/obd" targetNamespace="http://schemas.openxmlformats.org/package/2006/metadata/core-properties" elementFormDefault="qualified" attributeFormDefault="unqualified" blockDefault="#all">
+    <xsd:import namespace="http://purl.org/dc/elements/1.1/" schemaLocation="http://dublincore.org/schemas/xmls/qdc/2003/04/02/dc.xsd"/>
+    <xsd:import namespace="http://purl.org/dc/terms/" schemaLocation="http://dublincore.org/schemas/xmls/qdc/2003/04/02/dcterms.xsd"/>
+    <xsd:element name="coreProperties" type="CT_coreProperties"/>
+    <xsd:complexType name="CT_coreProperties">
+      <xsd:all>
+        <xsd:element ref="dc:creator" minOccurs="0" maxOccurs="1"/>
+        <xsd:element ref="dcterms:created" minOccurs="0" maxOccurs="1"/>
+        <xsd:element ref="dc:identifier" minOccurs="0" maxOccurs="1"/>
+        <xsd:element name="contentType" minOccurs="0" maxOccurs="1" type="xsd:string" ma:index="0" ma:displayName="Inhoudstype"/>
+        <xsd:element ref="dc:title" minOccurs="0" maxOccurs="1" ma:index="4" ma:displayName="Titel"/>
+        <xsd:element ref="dc:subject" minOccurs="0" maxOccurs="1"/>
+        <xsd:element ref="dc:description" minOccurs="0" maxOccurs="1"/>
+        <xsd:element name="keywords" minOccurs="0" maxOccurs="1" type="xsd:string"/>
+        <xsd:element ref="dc:language" minOccurs="0" maxOccurs="1"/>
+        <xsd:element name="category" minOccurs="0" maxOccurs="1" type="xsd:string"/>
+        <xsd:element name="version" minOccurs="0" maxOccurs="1" type="xsd:string"/>
+        <xsd:element name="revision" minOccurs="0" maxOccurs="1" type="xsd:string">
+          <xsd:annotation>
+            <xsd:documentation>
+                        This value indicates the number of saves or revisions. The application is responsible for updating this value after each revision.
+                    </xsd:documentation>
+          </xsd:annotation>
+        </xsd:element>
+        <xsd:element name="lastModifiedBy" minOccurs="0" maxOccurs="1" type="xsd:string"/>
+        <xsd:element ref="dcterms:modified" minOccurs="0" maxOccurs="1"/>
+        <xsd:element name="contentStatus" minOccurs="0" maxOccurs="1" type="xsd:string"/>
+      </xsd:all>
+    </xsd:complexType>
+  </xsd:schema>
+  <xs:schema xmlns:pc="http://schemas.microsoft.com/office/infopath/2007/PartnerControls" xmlns:xs="http://www.w3.org/2001/XMLSchema" targetNamespace="http://schemas.microsoft.com/office/infopath/2007/PartnerControls" elementFormDefault="qualified" attributeFormDefault="unqualified">
+    <xs:element name="Person">
+      <xs:complexType>
+        <xs:sequence>
+          <xs:element ref="pc:DisplayName" minOccurs="0"/>
+          <xs:element ref="pc:AccountId" minOccurs="0"/>
+          <xs:element ref="pc:AccountType" minOccurs="0"/>
+        </xs:sequence>
+      </xs:complexType>
+    </xs:element>
+    <xs:element name="DisplayName" type="xs:string"/>
+    <xs:element name="AccountId" type="xs:string"/>
+    <xs:element name="AccountType" type="xs:string"/>
+    <xs:element name="BDCAssociatedEntity">
+      <xs:complexType>
+        <xs:sequence>
+          <xs:element ref="pc:BDCEntity" minOccurs="0" maxOccurs="unbounded"/>
+        </xs:sequence>
+        <xs:attribute ref="pc:EntityNamespace"/>
+        <xs:attribute ref="pc:EntityName"/>
+        <xs:attribute ref="pc:SystemInstanceName"/>
+        <xs:attribute ref="pc:AssociationName"/>
+      </xs:complexType>
+    </xs:element>
+    <xs:attribute name="EntityNamespace" type="xs:string"/>
+    <xs:attribute name="EntityName" type="xs:string"/>
+    <xs:attribute name="SystemInstanceName" type="xs:string"/>
+    <xs:attribute name="AssociationName" type="xs:string"/>
+    <xs:element name="BDCEntity">
+      <xs:complexType>
+        <xs:sequence>
+          <xs:element ref="pc:EntityDisplayName" minOccurs="0"/>
+          <xs:element ref="pc:EntityInstanceReference" minOccurs="0"/>
+          <xs:element ref="pc:EntityId1" minOccurs="0"/>
+          <xs:element ref="pc:EntityId2" minOccurs="0"/>
+          <xs:element ref="pc:EntityId3" minOccurs="0"/>
+          <xs:element ref="pc:EntityId4" minOccurs="0"/>
+          <xs:element ref="pc:EntityId5" minOccurs="0"/>
+        </xs:sequence>
+      </xs:complexType>
+    </xs:element>
+    <xs:element name="EntityDisplayName" type="xs:string"/>
+    <xs:element name="EntityInstanceReference" type="xs:string"/>
+    <xs:element name="EntityId1" type="xs:string"/>
+    <xs:element name="EntityId2" type="xs:string"/>
+    <xs:element name="EntityId3" type="xs:string"/>
+    <xs:element name="EntityId4" type="xs:string"/>
+    <xs:element name="EntityId5" type="xs:string"/>
+    <xs:element name="Terms">
+      <xs:complexType>
+        <xs:sequence>
+          <xs:element ref="pc:TermInfo" minOccurs="0" maxOccurs="unbounded"/>
+        </xs:sequence>
+      </xs:complexType>
+    </xs:element>
+    <xs:element name="TermInfo">
+      <xs:complexType>
+        <xs:sequence>
+          <xs:element ref="pc:TermName" minOccurs="0"/>
+          <xs:element ref="pc:TermId" minOccurs="0"/>
+        </xs:sequence>
+      </xs:complexType>
+    </xs:element>
+    <xs:element name="TermName" type="xs:string"/>
+    <xs:element name="TermId" type="xs:string"/>
+  </xs:schema>
+</ct:contentTypeSchema>
+</file>
+
+<file path=customXml/item3.xml><?xml version="1.0" encoding="utf-8"?>
+<p:properties xmlns:p="http://schemas.microsoft.com/office/2006/metadata/properties" xmlns:xsi="http://www.w3.org/2001/XMLSchema-instance" xmlns:pc="http://schemas.microsoft.com/office/infopath/2007/PartnerControls">
+  <documentManagement>
+    <_activity xmlns="3dd3490a-0765-4b50-9eca-84124e9d6e47" xsi:nil="true"/>
+  </documentManagement>
+</p:properties>
+</file>
+
+<file path=customXml/itemProps1.xml><?xml version="1.0" encoding="utf-8"?>
+<ds:datastoreItem xmlns:ds="http://schemas.openxmlformats.org/officeDocument/2006/customXml" ds:itemID="{5C9D4645-3F4B-4427-9501-0A9A270AF92C}">
+  <ds:schemaRefs>
+    <ds:schemaRef ds:uri="http://schemas.microsoft.com/sharepoint/v3/contenttype/forms"/>
+  </ds:schemaRefs>
+</ds:datastoreItem>
+</file>
+
+<file path=customXml/itemProps2.xml><?xml version="1.0" encoding="utf-8"?>
+<ds:datastoreItem xmlns:ds="http://schemas.openxmlformats.org/officeDocument/2006/customXml" ds:itemID="{89380455-B694-46A4-9232-B4B72E73007C}">
+  <ds:schemaRefs>
+    <ds:schemaRef ds:uri="http://schemas.microsoft.com/office/2006/metadata/contentType"/>
+    <ds:schemaRef ds:uri="http://schemas.microsoft.com/office/2006/metadata/properties/metaAttributes"/>
+    <ds:schemaRef ds:uri="http://www.w3.org/2001/XMLSchema"/>
+    <ds:schemaRef ds:uri="http://schemas.microsoft.com/office/2006/metadata/properties"/>
+    <ds:schemaRef ds:uri="3dd3490a-0765-4b50-9eca-84124e9d6e47"/>
+    <ds:schemaRef ds:uri="http://schemas.microsoft.com/office/2006/documentManagement/types"/>
+    <ds:schemaRef ds:uri="http://schemas.microsoft.com/office/infopath/2007/PartnerControls"/>
+    <ds:schemaRef ds:uri="http://schemas.openxmlformats.org/package/2006/metadata/core-properties"/>
+    <ds:schemaRef ds:uri="http://purl.org/dc/elements/1.1/"/>
+    <ds:schemaRef ds:uri="http://purl.org/dc/terms/"/>
+    <ds:schemaRef ds:uri="http://schemas.microsoft.com/internal/obd"/>
+  </ds:schemaRefs>
+</ds:datastoreItem>
+</file>
+
+<file path=customXml/itemProps3.xml><?xml version="1.0" encoding="utf-8"?>
+<ds:datastoreItem xmlns:ds="http://schemas.openxmlformats.org/officeDocument/2006/customXml" ds:itemID="{57CA3249-7170-48D6-BD7F-3C312CD0EF1C}">
+  <ds:schemaRefs>
+    <ds:schemaRef ds:uri="http://schemas.microsoft.com/office/2006/metadata/properties"/>
+    <ds:schemaRef ds:uri="http://schemas.microsoft.com/office/infopath/2007/PartnerControls"/>
+    <ds:schemaRef ds:uri="3dd3490a-0765-4b50-9eca-84124e9d6e47"/>
+  </ds:schemaRefs>
+</ds:datastoreItem>
 </file>